--- a/PROJECT_GUIDE.docx
+++ b/PROJECT_GUIDE.docx
@@ -474,7 +474,7 @@
               <a:graphicData uri="http://schemas.openxmlformats.org/drawingml/2006/picture">
                 <pic:pic>
                   <pic:nvPicPr>
-                    <pic:cNvPr id="0" name="fig_architecture.png"/>
+                    <pic:cNvPr id="0" name="architecture.png"/>
                     <pic:cNvPicPr/>
                   </pic:nvPicPr>
                   <pic:blipFill>
@@ -539,7 +539,7 @@
               <a:graphicData uri="http://schemas.openxmlformats.org/drawingml/2006/picture">
                 <pic:pic>
                   <pic:nvPicPr>
-                    <pic:cNvPr id="0" name="fig_mcp_lifecycle.png"/>
+                    <pic:cNvPr id="0" name="mcp_lifecycle.png"/>
                     <pic:cNvPicPr/>
                   </pic:nvPicPr>
                   <pic:blipFill>
@@ -604,7 +604,7 @@
               <a:graphicData uri="http://schemas.openxmlformats.org/drawingml/2006/picture">
                 <pic:pic>
                   <pic:nvPicPr>
-                    <pic:cNvPr id="0" name="fig_a2a_flow.png"/>
+                    <pic:cNvPr id="0" name="a2a_flow.png"/>
                     <pic:cNvPicPr/>
                   </pic:nvPicPr>
                   <pic:blipFill>
@@ -674,7 +674,7 @@
               <a:graphicData uri="http://schemas.openxmlformats.org/drawingml/2006/picture">
                 <pic:pic>
                   <pic:nvPicPr>
-                    <pic:cNvPr id="0" name="fig_four_arms.png"/>
+                    <pic:cNvPr id="0" name="four_arms.png"/>
                     <pic:cNvPicPr/>
                   </pic:nvPicPr>
                   <pic:blipFill>
@@ -1504,7 +1504,7 @@
               <a:graphicData uri="http://schemas.openxmlformats.org/drawingml/2006/picture">
                 <pic:pic>
                   <pic:nvPicPr>
-                    <pic:cNvPr id="0" name="fig_efficiency.png"/>
+                    <pic:cNvPr id="0" name="efficiency.png"/>
                     <pic:cNvPicPr/>
                   </pic:nvPicPr>
                   <pic:blipFill>
@@ -1569,7 +1569,7 @@
               <a:graphicData uri="http://schemas.openxmlformats.org/drawingml/2006/picture">
                 <pic:pic>
                   <pic:nvPicPr>
-                    <pic:cNvPr id="0" name="fig_tuning_effect.png"/>
+                    <pic:cNvPr id="0" name="tuning_effect.png"/>
                     <pic:cNvPicPr/>
                   </pic:nvPicPr>
                   <pic:blipFill>
@@ -1639,7 +1639,7 @@
               <a:graphicData uri="http://schemas.openxmlformats.org/drawingml/2006/picture">
                 <pic:pic>
                   <pic:nvPicPr>
-                    <pic:cNvPr id="0" name="fig_groundedness.png"/>
+                    <pic:cNvPr id="0" name="groundedness.png"/>
                     <pic:cNvPicPr/>
                   </pic:nvPicPr>
                   <pic:blipFill>

--- a/PROJECT_GUIDE.docx
+++ b/PROJECT_GUIDE.docx
@@ -3439,6 +3439,28 @@
           </w:tcPr>
           <w:p>
             <w:r>
+              <w:t>demos/run_approach_*.py</w:t>
+            </w:r>
+          </w:p>
+        </w:tc>
+        <w:tc>
+          <w:tcPr>
+            <w:tcW w:type="dxa" w:w="5616"/>
+          </w:tcPr>
+          <w:p>
+            <w:r>
+              <w:t>Runs one architecture each, narrated</w:t>
+            </w:r>
+          </w:p>
+        </w:tc>
+      </w:tr>
+      <w:tr>
+        <w:tc>
+          <w:tcPr>
+            <w:tcW w:type="dxa" w:w="3600"/>
+          </w:tcPr>
+          <w:p>
+            <w:r>
               <w:t>demos/demo_approach.py</w:t>
             </w:r>
           </w:p>
@@ -3449,7 +3471,7 @@
           </w:tcPr>
           <w:p>
             <w:r>
-              <w:t>Runs one architecture, narrated</w:t>
+              <w:t>Shared presentation logic for those four</w:t>
             </w:r>
           </w:p>
         </w:tc>
